--- a/CVM/04_EXPLICACAO_COMPLETA.docx
+++ b/CVM/04_EXPLICACAO_COMPLETA.docx
@@ -1526,7 +1526,7 @@
           <w:b/>
           <w:sz w:val="24"/>
         </w:rPr>
-        <w:t>E os 68,4% da noite são o material do experimento: 3.435 casos.</w:t>
+        <w:t>E é da noite que vem o material do experimento: 10.218 casos.</w:t>
       </w:r>
       <w:r>
         <w:rPr>
@@ -2395,7 +2395,7 @@
           <w:rFonts w:ascii="Times New Roman" w:hAnsi="Times New Roman"/>
           <w:sz w:val="24"/>
         </w:rPr>
-        <w:t xml:space="preserve"> Sem esse controle eu teria anunciado 21,9% de excesso de volatilidade e 44,6% de volume. </w:t>
+        <w:t xml:space="preserve"> Sem esse controle eu teria anunciado 9,7% de excesso de volatilidade e 16,7% de volume sem desconto do piso. </w:t>
       </w:r>
       <w:r>
         <w:rPr>
@@ -2403,7 +2403,7 @@
           <w:b/>
           <w:sz w:val="24"/>
         </w:rPr>
-        <w:t>Os números certos são 16,5% e 31,6%.</w:t>
+        <w:t>Os números certos, já descontados, são 9,8% e 16,8%.</w:t>
       </w:r>
       <w:r>
         <w:rPr>
@@ -2599,7 +2599,7 @@
                 <w:b w:val="0"/>
                 <w:sz w:val="22"/>
               </w:rPr>
-              <w:t>1,034</w:t>
+              <w:t>1,032</w:t>
             </w:r>
           </w:p>
         </w:tc>
@@ -2617,7 +2617,7 @@
                 <w:b w:val="0"/>
                 <w:sz w:val="22"/>
               </w:rPr>
-              <w:t>1,205</w:t>
+              <w:t>1,132</w:t>
             </w:r>
           </w:p>
         </w:tc>
@@ -2635,7 +2635,7 @@
                 <w:b w:val="0"/>
                 <w:sz w:val="22"/>
               </w:rPr>
-              <w:t>+16,5%</w:t>
+              <w:t>+9,8%</w:t>
             </w:r>
           </w:p>
         </w:tc>
@@ -2653,7 +2653,7 @@
                 <w:b w:val="0"/>
                 <w:sz w:val="22"/>
               </w:rPr>
-              <w:t>3 em 10⁴⁹</w:t>
+              <w:t>1 em 10⁵³</w:t>
             </w:r>
           </w:p>
         </w:tc>
@@ -2691,7 +2691,7 @@
                 <w:b w:val="0"/>
                 <w:sz w:val="22"/>
               </w:rPr>
-              <w:t>1,065</w:t>
+              <w:t>1,061</w:t>
             </w:r>
           </w:p>
         </w:tc>
@@ -2709,7 +2709,7 @@
                 <w:b w:val="0"/>
                 <w:sz w:val="22"/>
               </w:rPr>
-              <w:t>1,401</w:t>
+              <w:t>1,239</w:t>
             </w:r>
           </w:p>
         </w:tc>
@@ -2727,7 +2727,7 @@
                 <w:b w:val="0"/>
                 <w:sz w:val="22"/>
               </w:rPr>
-              <w:t>+31,6%</w:t>
+              <w:t>+16,8%</w:t>
             </w:r>
           </w:p>
         </w:tc>
@@ -2745,7 +2745,7 @@
                 <w:b w:val="0"/>
                 <w:sz w:val="22"/>
               </w:rPr>
-              <w:t>2 em 10⁵⁵</w:t>
+              <w:t>5 em 10⁶²</w:t>
             </w:r>
           </w:p>
         </w:tc>
@@ -2783,7 +2783,7 @@
                 <w:b w:val="0"/>
                 <w:sz w:val="22"/>
               </w:rPr>
-              <w:t>0,080%</w:t>
+              <w:t>0,076%</w:t>
             </w:r>
           </w:p>
         </w:tc>
@@ -2801,7 +2801,7 @@
                 <w:b w:val="0"/>
                 <w:sz w:val="22"/>
               </w:rPr>
-              <w:t>0,203%</w:t>
+              <w:t>0,172%</w:t>
             </w:r>
           </w:p>
         </w:tc>
@@ -2819,7 +2819,7 @@
                 <w:b w:val="0"/>
                 <w:sz w:val="22"/>
               </w:rPr>
-              <w:t>+0,12 ponto</w:t>
+              <w:t>+0,10 ponto</w:t>
             </w:r>
           </w:p>
         </w:tc>
@@ -2837,7 +2837,7 @@
                 <w:b w:val="0"/>
                 <w:sz w:val="22"/>
               </w:rPr>
-              <w:t>3 em 1.000</w:t>
+              <w:t>menos de 1 em 1.000</w:t>
             </w:r>
           </w:p>
         </w:tc>
@@ -2875,7 +2875,7 @@
                 <w:b w:val="0"/>
                 <w:sz w:val="22"/>
               </w:rPr>
-              <w:t>−0,070%</w:t>
+              <w:t>−0,065%</w:t>
             </w:r>
           </w:p>
         </w:tc>
@@ -2893,7 +2893,7 @@
                 <w:b w:val="0"/>
                 <w:sz w:val="22"/>
               </w:rPr>
-              <w:t>−0,185%</w:t>
+              <w:t>−0,166%</w:t>
             </w:r>
           </w:p>
         </w:tc>
@@ -2911,7 +2911,7 @@
                 <w:b w:val="0"/>
                 <w:sz w:val="22"/>
               </w:rPr>
-              <w:t>−0,11 ponto</w:t>
+              <w:t>−0,10 ponto</w:t>
             </w:r>
           </w:p>
         </w:tc>
@@ -2929,7 +2929,7 @@
                 <w:b w:val="0"/>
                 <w:sz w:val="22"/>
               </w:rPr>
-              <w:t>38 em 1.000</w:t>
+              <w:t>1 em 1.000</w:t>
             </w:r>
           </w:p>
         </w:tc>
@@ -2967,7 +2967,7 @@
                 <w:b w:val="0"/>
                 <w:sz w:val="22"/>
               </w:rPr>
-              <w:t>0,010%</w:t>
+              <w:t>0,011%</w:t>
             </w:r>
           </w:p>
         </w:tc>
@@ -2985,7 +2985,7 @@
                 <w:b w:val="0"/>
                 <w:sz w:val="22"/>
               </w:rPr>
-              <w:t>0,017%</w:t>
+              <w:t>0,006%</w:t>
             </w:r>
           </w:p>
         </w:tc>
@@ -3021,7 +3021,7 @@
                 <w:b w:val="0"/>
                 <w:sz w:val="22"/>
               </w:rPr>
-              <w:t>92 em 100</w:t>
+              <w:t>89 em 100</w:t>
             </w:r>
           </w:p>
         </w:tc>
@@ -3221,7 +3221,7 @@
           <w:rFonts w:ascii="Times New Roman" w:hAnsi="Times New Roman"/>
           <w:sz w:val="20"/>
         </w:rPr>
-        <w:t>Tabela 6 – O que aconteceu em cada um dos 3.435 casos</w:t>
+        <w:t>Tabela 6 – O que aconteceu em cada um dos 10.218 casos</w:t>
       </w:r>
     </w:p>
     <w:tbl>
@@ -3340,7 +3340,7 @@
                 <w:b w:val="0"/>
                 <w:sz w:val="22"/>
               </w:rPr>
-              <w:t>688</w:t>
+              <w:t>1.512</w:t>
             </w:r>
           </w:p>
         </w:tc>
@@ -3358,7 +3358,7 @@
                 <w:b w:val="0"/>
                 <w:sz w:val="22"/>
               </w:rPr>
-              <w:t>20,0%</w:t>
+              <w:t>14,8%</w:t>
             </w:r>
           </w:p>
         </w:tc>
@@ -3396,7 +3396,7 @@
                 <w:b w:val="0"/>
                 <w:sz w:val="22"/>
               </w:rPr>
-              <w:t>938</w:t>
+              <w:t>2.658</w:t>
             </w:r>
           </w:p>
         </w:tc>
@@ -3414,7 +3414,7 @@
                 <w:b w:val="0"/>
                 <w:sz w:val="22"/>
               </w:rPr>
-              <w:t>27,3%</w:t>
+              <w:t>26,0%</w:t>
             </w:r>
           </w:p>
         </w:tc>
@@ -3452,7 +3452,7 @@
                 <w:b w:val="0"/>
                 <w:sz w:val="22"/>
               </w:rPr>
-              <w:t>1.304</w:t>
+              <w:t>4.219</w:t>
             </w:r>
           </w:p>
         </w:tc>
@@ -3470,7 +3470,7 @@
                 <w:b w:val="0"/>
                 <w:sz w:val="22"/>
               </w:rPr>
-              <w:t>38,0%</w:t>
+              <w:t>41,3%</w:t>
             </w:r>
           </w:p>
         </w:tc>
@@ -3508,7 +3508,7 @@
                 <w:b w:val="0"/>
                 <w:sz w:val="22"/>
               </w:rPr>
-              <w:t>490</w:t>
+              <w:t>1.814</w:t>
             </w:r>
           </w:p>
         </w:tc>
@@ -3526,7 +3526,7 @@
                 <w:b w:val="0"/>
                 <w:sz w:val="22"/>
               </w:rPr>
-              <w:t>14,3%</w:t>
+              <w:t>17,8%</w:t>
             </w:r>
           </w:p>
         </w:tc>
@@ -3565,7 +3565,7 @@
           <w:b/>
           <w:sz w:val="24"/>
         </w:rPr>
-        <w:t>47,3% mexeram. 52,3% não mexeram — ou até ficaram mais parados que um dia comum.</w:t>
+        <w:t>40,8% mexeram. 59,1% não mexeram — ou até ficaram mais parados que um dia comum.</w:t>
       </w:r>
       <w:r>
         <w:rPr>
@@ -3634,7 +3634,7 @@
           <w:b/>
           <w:sz w:val="24"/>
         </w:rPr>
-        <w:t>O efeito médio de 16,5% não vem de todos os casos um pouquinho. Vem de uma minoria de casos com muita força.</w:t>
+        <w:t>O efeito médio não vem de todos os casos um pouquinho. Vem de uma minoria de casos com muita força.</w:t>
       </w:r>
       <w:r>
         <w:rPr>
@@ -3831,7 +3831,7 @@
           <w:b/>
           <w:sz w:val="24"/>
         </w:rPr>
-        <w:t>A planilha traz os 3.435, um por linha</w:t>
+        <w:t>A planilha traz os 10.218, um por linha</w:t>
       </w:r>
       <w:r>
         <w:rPr>
@@ -5382,6 +5382,683 @@
     <w:p>
       <w:pPr>
         <w:keepNext/>
+        <w:spacing w:before="240" w:after="120"/>
+      </w:pPr>
+      <w:r>
+        <w:rPr>
+          <w:rFonts w:ascii="Times New Roman" w:hAnsi="Times New Roman"/>
+          <w:b/>
+          <w:sz w:val="24"/>
+        </w:rPr>
+        <w:t>8.4 E o achado que só apareceu com a base completa</w:t>
+      </w:r>
+    </w:p>
+    <w:p>
+      <w:pPr>
+        <w:spacing w:line="360" w:lineRule="auto" w:after="120"/>
+        <w:ind w:firstLine="709"/>
+        <w:jc w:val="both"/>
+      </w:pPr>
+      <w:r>
+        <w:rPr>
+          <w:rFonts w:ascii="Times New Roman" w:hAnsi="Times New Roman"/>
+          <w:sz w:val="24"/>
+        </w:rPr>
+      </w:r>
+      <w:r>
+        <w:rPr>
+          <w:rFonts w:ascii="Times New Roman" w:hAnsi="Times New Roman"/>
+          <w:b/>
+          <w:sz w:val="24"/>
+        </w:rPr>
+        <w:t>Quando somei os Comunicados ao Mercado aos Fatos Relevantes, o acerto da nossa leitura despencou.</w:t>
+      </w:r>
+      <w:r>
+        <w:rPr>
+          <w:rFonts w:ascii="Times New Roman" w:hAnsi="Times New Roman"/>
+          <w:sz w:val="24"/>
+        </w:rPr>
+        <w:t xml:space="preserve"> Fui investigar, e o motivo é esclarecedor:</w:t>
+      </w:r>
+    </w:p>
+    <w:p>
+      <w:pPr>
+        <w:spacing w:line="240" w:lineRule="auto" w:before="120" w:after="40"/>
+        <w:jc w:val="center"/>
+      </w:pPr>
+      <w:r>
+        <w:rPr>
+          <w:rFonts w:ascii="Times New Roman" w:hAnsi="Times New Roman"/>
+          <w:sz w:val="20"/>
+        </w:rPr>
+        <w:t>Tabela 10 – A nossa leitura funciona onde?</w:t>
+      </w:r>
+    </w:p>
+    <w:tbl>
+      <w:tblPr>
+        <w:tblW w:type="auto" w:w="0"/>
+        <w:jc w:val="center"/>
+        <w:tblLook w:firstColumn="1" w:firstRow="1" w:lastColumn="0" w:lastRow="0" w:noHBand="0" w:noVBand="1" w:val="04A0"/>
+        <w:tblBorders>
+          <w:top w:val="single" w:sz="8" w:color="000000"/>
+          <w:bottom w:val="single" w:sz="8" w:color="000000"/>
+          <w:left w:val="none" w:sz="0"/>
+          <w:right w:val="none" w:sz="0"/>
+          <w:insideV w:val="none" w:sz="0"/>
+        </w:tblBorders>
+      </w:tblPr>
+      <w:tblGrid>
+        <w:gridCol w:w="1567"/>
+        <w:gridCol w:w="1567"/>
+        <w:gridCol w:w="1567"/>
+        <w:gridCol w:w="1567"/>
+        <w:gridCol w:w="1567"/>
+        <w:gridCol w:w="1567"/>
+      </w:tblGrid>
+      <w:tr>
+        <w:tc>
+          <w:tcPr>
+            <w:tcW w:type="dxa" w:w="1567"/>
+            <w:tcBorders>
+              <w:bottom w:val="single" w:sz="8" w:color="000000"/>
+            </w:tcBorders>
+          </w:tcPr>
+          <w:p>
+            <w:pPr>
+              <w:spacing w:line="240" w:lineRule="auto" w:after="0"/>
+            </w:pPr>
+            <w:r>
+              <w:rPr>
+                <w:rFonts w:ascii="Times New Roman" w:hAnsi="Times New Roman"/>
+                <w:b/>
+                <w:sz w:val="22"/>
+              </w:rPr>
+              <w:t>Em que tipo de documento</w:t>
+            </w:r>
+          </w:p>
+        </w:tc>
+        <w:tc>
+          <w:tcPr>
+            <w:tcW w:type="dxa" w:w="1567"/>
+            <w:tcBorders>
+              <w:bottom w:val="single" w:sz="8" w:color="000000"/>
+            </w:tcBorders>
+          </w:tcPr>
+          <w:p>
+            <w:pPr>
+              <w:spacing w:line="240" w:lineRule="auto" w:after="0"/>
+            </w:pPr>
+            <w:r>
+              <w:rPr>
+                <w:rFonts w:ascii="Times New Roman" w:hAnsi="Times New Roman"/>
+                <w:b/>
+                <w:sz w:val="22"/>
+              </w:rPr>
+              <w:t>Casos</w:t>
+            </w:r>
+          </w:p>
+        </w:tc>
+        <w:tc>
+          <w:tcPr>
+            <w:tcW w:type="dxa" w:w="1567"/>
+            <w:tcBorders>
+              <w:bottom w:val="single" w:sz="8" w:color="000000"/>
+            </w:tcBorders>
+          </w:tcPr>
+          <w:p>
+            <w:pPr>
+              <w:spacing w:line="240" w:lineRule="auto" w:after="0"/>
+            </w:pPr>
+            <w:r>
+              <w:rPr>
+                <w:rFonts w:ascii="Times New Roman" w:hAnsi="Times New Roman"/>
+                <w:b/>
+                <w:sz w:val="22"/>
+              </w:rPr>
+              <w:t>Acertou</w:t>
+            </w:r>
+          </w:p>
+        </w:tc>
+        <w:tc>
+          <w:tcPr>
+            <w:tcW w:type="dxa" w:w="1567"/>
+            <w:tcBorders>
+              <w:bottom w:val="single" w:sz="8" w:color="000000"/>
+            </w:tcBorders>
+          </w:tcPr>
+          <w:p>
+            <w:pPr>
+              <w:spacing w:line="240" w:lineRule="auto" w:after="0"/>
+            </w:pPr>
+            <w:r>
+              <w:rPr>
+                <w:rFonts w:ascii="Times New Roman" w:hAnsi="Times New Roman"/>
+                <w:b/>
+                <w:sz w:val="22"/>
+              </w:rPr>
+              <w:t>Palpite fixo</w:t>
+            </w:r>
+          </w:p>
+        </w:tc>
+        <w:tc>
+          <w:tcPr>
+            <w:tcW w:type="dxa" w:w="1567"/>
+            <w:tcBorders>
+              <w:bottom w:val="single" w:sz="8" w:color="000000"/>
+            </w:tcBorders>
+          </w:tcPr>
+          <w:p>
+            <w:pPr>
+              <w:spacing w:line="240" w:lineRule="auto" w:after="0"/>
+            </w:pPr>
+            <w:r>
+              <w:rPr>
+                <w:rFonts w:ascii="Times New Roman" w:hAnsi="Times New Roman"/>
+                <w:b/>
+                <w:sz w:val="22"/>
+              </w:rPr>
+              <w:t>Ganho</w:t>
+            </w:r>
+          </w:p>
+        </w:tc>
+        <w:tc>
+          <w:tcPr>
+            <w:tcW w:type="dxa" w:w="1567"/>
+            <w:tcBorders>
+              <w:bottom w:val="single" w:sz="8" w:color="000000"/>
+            </w:tcBorders>
+          </w:tcPr>
+          <w:p>
+            <w:pPr>
+              <w:spacing w:line="240" w:lineRule="auto" w:after="0"/>
+            </w:pPr>
+            <w:r>
+              <w:rPr>
+                <w:rFonts w:ascii="Times New Roman" w:hAnsi="Times New Roman"/>
+                <w:b/>
+                <w:sz w:val="22"/>
+              </w:rPr>
+              <w:t>Vale?</w:t>
+            </w:r>
+          </w:p>
+        </w:tc>
+      </w:tr>
+      <w:tr>
+        <w:tc>
+          <w:tcPr>
+            <w:tcW w:type="dxa" w:w="1567"/>
+          </w:tcPr>
+          <w:p>
+            <w:pPr>
+              <w:spacing w:line="240" w:lineRule="auto" w:after="0"/>
+            </w:pPr>
+            <w:r>
+              <w:rPr>
+                <w:rFonts w:ascii="Times New Roman" w:hAnsi="Times New Roman"/>
+                <w:b w:val="0"/>
+                <w:sz w:val="22"/>
+              </w:rPr>
+              <w:t>Só FATO RELEVANTE</w:t>
+            </w:r>
+          </w:p>
+        </w:tc>
+        <w:tc>
+          <w:tcPr>
+            <w:tcW w:type="dxa" w:w="1567"/>
+          </w:tcPr>
+          <w:p>
+            <w:pPr>
+              <w:spacing w:line="240" w:lineRule="auto" w:after="0"/>
+            </w:pPr>
+            <w:r>
+              <w:rPr>
+                <w:rFonts w:ascii="Times New Roman" w:hAnsi="Times New Roman"/>
+                <w:b w:val="0"/>
+                <w:sz w:val="22"/>
+              </w:rPr>
+              <w:t>700</w:t>
+            </w:r>
+          </w:p>
+        </w:tc>
+        <w:tc>
+          <w:tcPr>
+            <w:tcW w:type="dxa" w:w="1567"/>
+          </w:tcPr>
+          <w:p>
+            <w:pPr>
+              <w:spacing w:line="240" w:lineRule="auto" w:after="0"/>
+            </w:pPr>
+            <w:r>
+              <w:rPr>
+                <w:rFonts w:ascii="Times New Roman" w:hAnsi="Times New Roman"/>
+                <w:b w:val="0"/>
+                <w:sz w:val="22"/>
+              </w:rPr>
+              <w:t>54,3%</w:t>
+            </w:r>
+          </w:p>
+        </w:tc>
+        <w:tc>
+          <w:tcPr>
+            <w:tcW w:type="dxa" w:w="1567"/>
+          </w:tcPr>
+          <w:p>
+            <w:pPr>
+              <w:spacing w:line="240" w:lineRule="auto" w:after="0"/>
+            </w:pPr>
+            <w:r>
+              <w:rPr>
+                <w:rFonts w:ascii="Times New Roman" w:hAnsi="Times New Roman"/>
+                <w:b w:val="0"/>
+                <w:sz w:val="22"/>
+              </w:rPr>
+              <w:t>51,7%</w:t>
+            </w:r>
+          </w:p>
+        </w:tc>
+        <w:tc>
+          <w:tcPr>
+            <w:tcW w:type="dxa" w:w="1567"/>
+          </w:tcPr>
+          <w:p>
+            <w:pPr>
+              <w:spacing w:line="240" w:lineRule="auto" w:after="0"/>
+            </w:pPr>
+            <w:r>
+              <w:rPr>
+                <w:rFonts w:ascii="Times New Roman" w:hAnsi="Times New Roman"/>
+                <w:b w:val="0"/>
+                <w:sz w:val="22"/>
+              </w:rPr>
+              <w:t>+2,6 pontos</w:t>
+            </w:r>
+          </w:p>
+        </w:tc>
+        <w:tc>
+          <w:tcPr>
+            <w:tcW w:type="dxa" w:w="1567"/>
+          </w:tcPr>
+          <w:p>
+            <w:pPr>
+              <w:spacing w:line="240" w:lineRule="auto" w:after="0"/>
+            </w:pPr>
+            <w:r>
+              <w:rPr>
+                <w:rFonts w:ascii="Times New Roman" w:hAnsi="Times New Roman"/>
+                <w:b w:val="0"/>
+                <w:sz w:val="22"/>
+              </w:rPr>
+              <w:t>SIM</w:t>
+            </w:r>
+          </w:p>
+        </w:tc>
+      </w:tr>
+      <w:tr>
+        <w:tc>
+          <w:tcPr>
+            <w:tcW w:type="dxa" w:w="1567"/>
+          </w:tcPr>
+          <w:p>
+            <w:pPr>
+              <w:spacing w:line="240" w:lineRule="auto" w:after="0"/>
+            </w:pPr>
+            <w:r>
+              <w:rPr>
+                <w:rFonts w:ascii="Times New Roman" w:hAnsi="Times New Roman"/>
+                <w:b w:val="0"/>
+                <w:sz w:val="22"/>
+              </w:rPr>
+              <w:t>Só Comunicado ao Mercado</w:t>
+            </w:r>
+          </w:p>
+        </w:tc>
+        <w:tc>
+          <w:tcPr>
+            <w:tcW w:type="dxa" w:w="1567"/>
+          </w:tcPr>
+          <w:p>
+            <w:pPr>
+              <w:spacing w:line="240" w:lineRule="auto" w:after="0"/>
+            </w:pPr>
+            <w:r>
+              <w:rPr>
+                <w:rFonts w:ascii="Times New Roman" w:hAnsi="Times New Roman"/>
+                <w:b w:val="0"/>
+                <w:sz w:val="22"/>
+              </w:rPr>
+              <w:t>1.492</w:t>
+            </w:r>
+          </w:p>
+        </w:tc>
+        <w:tc>
+          <w:tcPr>
+            <w:tcW w:type="dxa" w:w="1567"/>
+          </w:tcPr>
+          <w:p>
+            <w:pPr>
+              <w:spacing w:line="240" w:lineRule="auto" w:after="0"/>
+            </w:pPr>
+            <w:r>
+              <w:rPr>
+                <w:rFonts w:ascii="Times New Roman" w:hAnsi="Times New Roman"/>
+                <w:b w:val="0"/>
+                <w:sz w:val="22"/>
+              </w:rPr>
+              <w:t>50,8%</w:t>
+            </w:r>
+          </w:p>
+        </w:tc>
+        <w:tc>
+          <w:tcPr>
+            <w:tcW w:type="dxa" w:w="1567"/>
+          </w:tcPr>
+          <w:p>
+            <w:pPr>
+              <w:spacing w:line="240" w:lineRule="auto" w:after="0"/>
+            </w:pPr>
+            <w:r>
+              <w:rPr>
+                <w:rFonts w:ascii="Times New Roman" w:hAnsi="Times New Roman"/>
+                <w:b w:val="0"/>
+                <w:sz w:val="22"/>
+              </w:rPr>
+              <w:t>50,8%</w:t>
+            </w:r>
+          </w:p>
+        </w:tc>
+        <w:tc>
+          <w:tcPr>
+            <w:tcW w:type="dxa" w:w="1567"/>
+          </w:tcPr>
+          <w:p>
+            <w:pPr>
+              <w:spacing w:line="240" w:lineRule="auto" w:after="0"/>
+            </w:pPr>
+            <w:r>
+              <w:rPr>
+                <w:rFonts w:ascii="Times New Roman" w:hAnsi="Times New Roman"/>
+                <w:b w:val="0"/>
+                <w:sz w:val="22"/>
+              </w:rPr>
+              <w:t>0,0 ponto</w:t>
+            </w:r>
+          </w:p>
+        </w:tc>
+        <w:tc>
+          <w:tcPr>
+            <w:tcW w:type="dxa" w:w="1567"/>
+          </w:tcPr>
+          <w:p>
+            <w:pPr>
+              <w:spacing w:line="240" w:lineRule="auto" w:after="0"/>
+            </w:pPr>
+            <w:r>
+              <w:rPr>
+                <w:rFonts w:ascii="Times New Roman" w:hAnsi="Times New Roman"/>
+                <w:b w:val="0"/>
+                <w:sz w:val="22"/>
+              </w:rPr>
+              <w:t>não</w:t>
+            </w:r>
+          </w:p>
+        </w:tc>
+      </w:tr>
+      <w:tr>
+        <w:tc>
+          <w:tcPr>
+            <w:tcW w:type="dxa" w:w="1567"/>
+          </w:tcPr>
+          <w:p>
+            <w:pPr>
+              <w:spacing w:line="240" w:lineRule="auto" w:after="0"/>
+            </w:pPr>
+            <w:r>
+              <w:rPr>
+                <w:rFonts w:ascii="Times New Roman" w:hAnsi="Times New Roman"/>
+                <w:b w:val="0"/>
+                <w:sz w:val="22"/>
+              </w:rPr>
+              <w:t>Os dois juntos</w:t>
+            </w:r>
+          </w:p>
+        </w:tc>
+        <w:tc>
+          <w:tcPr>
+            <w:tcW w:type="dxa" w:w="1567"/>
+          </w:tcPr>
+          <w:p>
+            <w:pPr>
+              <w:spacing w:line="240" w:lineRule="auto" w:after="0"/>
+            </w:pPr>
+            <w:r>
+              <w:rPr>
+                <w:rFonts w:ascii="Times New Roman" w:hAnsi="Times New Roman"/>
+                <w:b w:val="0"/>
+                <w:sz w:val="22"/>
+              </w:rPr>
+              <w:t>2.192</w:t>
+            </w:r>
+          </w:p>
+        </w:tc>
+        <w:tc>
+          <w:tcPr>
+            <w:tcW w:type="dxa" w:w="1567"/>
+          </w:tcPr>
+          <w:p>
+            <w:pPr>
+              <w:spacing w:line="240" w:lineRule="auto" w:after="0"/>
+            </w:pPr>
+            <w:r>
+              <w:rPr>
+                <w:rFonts w:ascii="Times New Roman" w:hAnsi="Times New Roman"/>
+                <w:b w:val="0"/>
+                <w:sz w:val="22"/>
+              </w:rPr>
+              <w:t>51,9%</w:t>
+            </w:r>
+          </w:p>
+        </w:tc>
+        <w:tc>
+          <w:tcPr>
+            <w:tcW w:type="dxa" w:w="1567"/>
+          </w:tcPr>
+          <w:p>
+            <w:pPr>
+              <w:spacing w:line="240" w:lineRule="auto" w:after="0"/>
+            </w:pPr>
+            <w:r>
+              <w:rPr>
+                <w:rFonts w:ascii="Times New Roman" w:hAnsi="Times New Roman"/>
+                <w:b w:val="0"/>
+                <w:sz w:val="22"/>
+              </w:rPr>
+              <w:t>51,1%</w:t>
+            </w:r>
+          </w:p>
+        </w:tc>
+        <w:tc>
+          <w:tcPr>
+            <w:tcW w:type="dxa" w:w="1567"/>
+          </w:tcPr>
+          <w:p>
+            <w:pPr>
+              <w:spacing w:line="240" w:lineRule="auto" w:after="0"/>
+            </w:pPr>
+            <w:r>
+              <w:rPr>
+                <w:rFonts w:ascii="Times New Roman" w:hAnsi="Times New Roman"/>
+                <w:b w:val="0"/>
+                <w:sz w:val="22"/>
+              </w:rPr>
+              <w:t>+0,8 ponto</w:t>
+            </w:r>
+          </w:p>
+        </w:tc>
+        <w:tc>
+          <w:tcPr>
+            <w:tcW w:type="dxa" w:w="1567"/>
+          </w:tcPr>
+          <w:p>
+            <w:pPr>
+              <w:spacing w:line="240" w:lineRule="auto" w:after="0"/>
+            </w:pPr>
+            <w:r>
+              <w:rPr>
+                <w:rFonts w:ascii="Times New Roman" w:hAnsi="Times New Roman"/>
+                <w:b w:val="0"/>
+                <w:sz w:val="22"/>
+              </w:rPr>
+              <w:t>não</w:t>
+            </w:r>
+          </w:p>
+        </w:tc>
+      </w:tr>
+    </w:tbl>
+    <w:p>
+      <w:pPr>
+        <w:spacing w:line="240" w:lineRule="auto" w:before="40" w:after="120"/>
+        <w:jc w:val="center"/>
+      </w:pPr>
+      <w:r>
+        <w:rPr>
+          <w:rFonts w:ascii="Times New Roman" w:hAnsi="Times New Roman"/>
+          <w:i w:val="0"/>
+          <w:sz w:val="20"/>
+        </w:rPr>
+        <w:t>Fonte: Elaborado pelo autor (2026).</w:t>
+      </w:r>
+    </w:p>
+    <w:p/>
+    <w:p>
+      <w:pPr>
+        <w:spacing w:line="360" w:lineRule="auto" w:after="120"/>
+        <w:ind w:firstLine="709"/>
+        <w:jc w:val="both"/>
+      </w:pPr>
+      <w:r>
+        <w:rPr>
+          <w:rFonts w:ascii="Times New Roman" w:hAnsi="Times New Roman"/>
+          <w:sz w:val="24"/>
+        </w:rPr>
+      </w:r>
+      <w:r>
+        <w:rPr>
+          <w:rFonts w:ascii="Times New Roman" w:hAnsi="Times New Roman"/>
+          <w:b/>
+          <w:sz w:val="24"/>
+        </w:rPr>
+        <w:t>A nossa leitura só acrescenta valor no documento mais forte.</w:t>
+      </w:r>
+      <w:r>
+        <w:rPr>
+          <w:rFonts w:ascii="Times New Roman" w:hAnsi="Times New Roman"/>
+          <w:sz w:val="24"/>
+        </w:rPr>
+        <w:t xml:space="preserve"> No Fato Relevante ela ganha 2,6 pontos de quem não lê nada, e o resultado passa no teste estatístico. </w:t>
+      </w:r>
+      <w:r>
+        <w:rPr>
+          <w:rFonts w:ascii="Times New Roman" w:hAnsi="Times New Roman"/>
+          <w:b/>
+          <w:sz w:val="24"/>
+        </w:rPr>
+        <w:t>No Comunicado ao Mercado ela não ganha absolutamente nada — zero.</w:t>
+      </w:r>
+      <w:r>
+        <w:rPr>
+          <w:rFonts w:ascii="Times New Roman" w:hAnsi="Times New Roman"/>
+          <w:sz w:val="24"/>
+        </w:rPr>
+      </w:r>
+    </w:p>
+    <w:p>
+      <w:pPr>
+        <w:spacing w:line="360" w:lineRule="auto" w:after="120"/>
+        <w:ind w:firstLine="709"/>
+        <w:jc w:val="both"/>
+      </w:pPr>
+      <w:r>
+        <w:rPr>
+          <w:rFonts w:ascii="Times New Roman" w:hAnsi="Times New Roman"/>
+          <w:sz w:val="24"/>
+        </w:rPr>
+      </w:r>
+      <w:r>
+        <w:rPr>
+          <w:rFonts w:ascii="Times New Roman" w:hAnsi="Times New Roman"/>
+          <w:b/>
+          <w:sz w:val="24"/>
+        </w:rPr>
+        <w:t>Isso é coerente com tudo o mais, e reforça a tese em vez de enfraquecê-la.</w:t>
+      </w:r>
+      <w:r>
+        <w:rPr>
+          <w:rFonts w:ascii="Times New Roman" w:hAnsi="Times New Roman"/>
+          <w:sz w:val="24"/>
+        </w:rPr>
+        <w:t xml:space="preserve"> O Comunicado ao Mercado mexe pouco no preço; onde quase não há movimento, não há o que prever. </w:t>
+      </w:r>
+      <w:r>
+        <w:rPr>
+          <w:rFonts w:ascii="Times New Roman" w:hAnsi="Times New Roman"/>
+          <w:b/>
+          <w:sz w:val="24"/>
+        </w:rPr>
+        <w:t>Ler o texto só compensa quando o evento é grande</w:t>
+      </w:r>
+      <w:r>
+        <w:rPr>
+          <w:rFonts w:ascii="Times New Roman" w:hAnsi="Times New Roman"/>
+          <w:sz w:val="24"/>
+        </w:rPr>
+        <w:t xml:space="preserve"> — que é exatamente o efeito de cauda dito de outra maneira.</w:t>
+      </w:r>
+    </w:p>
+    <w:p>
+      <w:pPr>
+        <w:spacing w:line="360" w:lineRule="auto" w:after="120"/>
+        <w:ind w:firstLine="709"/>
+        <w:jc w:val="both"/>
+      </w:pPr>
+      <w:r>
+        <w:rPr>
+          <w:rFonts w:ascii="Times New Roman" w:hAnsi="Times New Roman"/>
+          <w:sz w:val="24"/>
+        </w:rPr>
+      </w:r>
+      <w:r>
+        <w:rPr>
+          <w:rFonts w:ascii="Times New Roman" w:hAnsi="Times New Roman"/>
+          <w:b/>
+          <w:sz w:val="24"/>
+        </w:rPr>
+        <w:t>E é honesto registrar:</w:t>
+      </w:r>
+      <w:r>
+        <w:rPr>
+          <w:rFonts w:ascii="Times New Roman" w:hAnsi="Times New Roman"/>
+          <w:sz w:val="24"/>
+        </w:rPr>
+        <w:t xml:space="preserve"> quando juntei tudo, o resultado deixou de ser significativo. </w:t>
+      </w:r>
+      <w:r>
+        <w:rPr>
+          <w:rFonts w:ascii="Times New Roman" w:hAnsi="Times New Roman"/>
+          <w:b/>
+          <w:sz w:val="24"/>
+        </w:rPr>
+        <w:t>O número que se deve reportar é o do Fato Relevante — 2,6 pontos —, e sempre dizendo que nos Comunicados não funciona.</w:t>
+      </w:r>
+      <w:r>
+        <w:rPr>
+          <w:rFonts w:ascii="Times New Roman" w:hAnsi="Times New Roman"/>
+          <w:sz w:val="24"/>
+        </w:rPr>
+      </w:r>
+    </w:p>
+    <w:p>
+      <w:pPr>
+        <w:keepNext/>
         <w:spacing w:before="360" w:after="120"/>
       </w:pPr>
       <w:r>
@@ -5633,7 +6310,7 @@
                 <w:b w:val="0"/>
                 <w:sz w:val="22"/>
               </w:rPr>
-              <w:t>+16,5%, certeza quase absoluta</w:t>
+              <w:t>+18,2% no Fato Relevante</w:t>
             </w:r>
           </w:p>
         </w:tc>
@@ -5689,7 +6366,7 @@
                 <w:b w:val="0"/>
                 <w:sz w:val="22"/>
               </w:rPr>
-              <w:t>+31,6%, certeza quase absoluta</w:t>
+              <w:t>+36,3% no Fato Relevante</w:t>
             </w:r>
           </w:p>
         </w:tc>
@@ -5763,7 +6440,7 @@
                 <w:b w:val="0"/>
                 <w:sz w:val="22"/>
               </w:rPr>
-              <w:t>+4,9 pontos sobre o preguiçoso</w:t>
+              <w:t>+2,6 pontos, só no Fato Relevante</w:t>
             </w:r>
           </w:p>
         </w:tc>
@@ -6249,7 +6926,7 @@
           <w:rFonts w:ascii="Times New Roman" w:hAnsi="Times New Roman"/>
           <w:sz w:val="24"/>
         </w:rPr>
-        <w:t>“Peguei 3.435 comunicados que as empresas entregaram à CVM depois que o mercado fechou, com hora oficial, e olhei o que aconteceu no pregão seguinte.”</w:t>
+        <w:t>“Peguei 10.218 comunicados que as empresas entregaram à CVM depois que o mercado fechou, com hora oficial, e olhei o que aconteceu no pregão seguinte.”</w:t>
       </w:r>
     </w:p>
     <w:p>
@@ -6262,7 +6939,7 @@
           <w:rFonts w:ascii="Times New Roman" w:hAnsi="Times New Roman"/>
           <w:sz w:val="24"/>
         </w:rPr>
-        <w:t>“O volume negociou 32% acima do normal e o sacolejo ficou 16% acima — comparando com 110 mil pregões em que não houve comunicado nenhum.”</w:t>
+        <w:t>“Nos Fatos Relevantes o volume negociou 36% acima do normal e o sacolejo 18% acima — comparando com 110 mil pregões em que não houve comunicado nenhum.”</w:t>
       </w:r>
     </w:p>
     <w:p>
@@ -6275,7 +6952,7 @@
           <w:rFonts w:ascii="Times New Roman" w:hAnsi="Times New Roman"/>
           <w:sz w:val="24"/>
         </w:rPr>
-        <w:t>“Mas metade dos fatos relevantes não moveu nada. O efeito vem de uma minoria de casos — e isso confirma a tese central da minha dissertação.”</w:t>
+        <w:t>“Mas 59% não moveram nada. O efeito vem de uma minoria de casos — e isso confirma a tese central da minha dissertação.”</w:t>
       </w:r>
     </w:p>
     <w:p>
@@ -6288,7 +6965,7 @@
           <w:rFonts w:ascii="Times New Roman" w:hAnsi="Times New Roman"/>
           <w:sz w:val="24"/>
         </w:rPr>
-        <w:t>“O rótulo da CVM não consegue prever direção, porque não diz se a notícia é boa ou ruim. A minha leitura consegue, e acerta quase 5 pontos acima de quem não lê nada.”</w:t>
+        <w:t>“O rótulo da CVM não prevê direção, porque não diz se a notícia é boa ou ruim. A minha leitura prevê — mas SÓ nos Fatos Relevantes, onde ganha 2,6 pontos de quem não lê nada. Nos Comunicados ao Mercado ela não ganha nada.”</w:t>
       </w:r>
     </w:p>
     <w:p>

--- a/CVM/04_EXPLICACAO_COMPLETA.docx
+++ b/CVM/04_EXPLICACAO_COMPLETA.docx
@@ -1243,7 +1243,7 @@
           <w:rFonts w:ascii="Times New Roman" w:hAnsi="Times New Roman"/>
           <w:sz w:val="24"/>
         </w:rPr>
-        <w:t xml:space="preserve"> Foram baixados os recibos dos 5.628 Fatos Relevantes, um a um, sem uma única falha. A data do recibo bate com a do arquivo aberto em 100% dos casos.</w:t>
+        <w:t xml:space="preserve"> Foram baixados os recibos de TODOS os 20.419 documentos, um a um. Cobertura de 100%. A data do recibo bate com a do arquivo aberto em 100% dos casos.</w:t>
       </w:r>
     </w:p>
     <w:p>
@@ -1526,7 +1526,7 @@
           <w:b/>
           <w:sz w:val="24"/>
         </w:rPr>
-        <w:t>E é da noite que vem o material do experimento: 10.218 casos.</w:t>
+        <w:t>E é da noite que vem o material do experimento: 11.161 casos.</w:t>
       </w:r>
       <w:r>
         <w:rPr>
@@ -2599,7 +2599,7 @@
                 <w:b w:val="0"/>
                 <w:sz w:val="22"/>
               </w:rPr>
-              <w:t>1,032</w:t>
+              <w:t>1,031</w:t>
             </w:r>
           </w:p>
         </w:tc>
@@ -2617,7 +2617,7 @@
                 <w:b w:val="0"/>
                 <w:sz w:val="22"/>
               </w:rPr>
-              <w:t>1,132</w:t>
+              <w:t>1,130</w:t>
             </w:r>
           </w:p>
         </w:tc>
@@ -2635,7 +2635,7 @@
                 <w:b w:val="0"/>
                 <w:sz w:val="22"/>
               </w:rPr>
-              <w:t>+9,8%</w:t>
+              <w:t>+9,6%</w:t>
             </w:r>
           </w:p>
         </w:tc>
@@ -2653,7 +2653,7 @@
                 <w:b w:val="0"/>
                 <w:sz w:val="22"/>
               </w:rPr>
-              <w:t>1 em 10⁵³</w:t>
+              <w:t>7 em 10⁵⁵</w:t>
             </w:r>
           </w:p>
         </w:tc>
@@ -2691,7 +2691,7 @@
                 <w:b w:val="0"/>
                 <w:sz w:val="22"/>
               </w:rPr>
-              <w:t>1,061</w:t>
+              <w:t>1,060</w:t>
             </w:r>
           </w:p>
         </w:tc>
@@ -2709,7 +2709,7 @@
                 <w:b w:val="0"/>
                 <w:sz w:val="22"/>
               </w:rPr>
-              <w:t>1,239</w:t>
+              <w:t>1,235</w:t>
             </w:r>
           </w:p>
         </w:tc>
@@ -2727,7 +2727,7 @@
                 <w:b w:val="0"/>
                 <w:sz w:val="22"/>
               </w:rPr>
-              <w:t>+16,8%</w:t>
+              <w:t>+16,5%</w:t>
             </w:r>
           </w:p>
         </w:tc>
@@ -2745,7 +2745,7 @@
                 <w:b w:val="0"/>
                 <w:sz w:val="22"/>
               </w:rPr>
-              <w:t>5 em 10⁶²</w:t>
+              <w:t>4 em 10⁶²</w:t>
             </w:r>
           </w:p>
         </w:tc>
@@ -2783,7 +2783,7 @@
                 <w:b w:val="0"/>
                 <w:sz w:val="22"/>
               </w:rPr>
-              <w:t>0,076%</w:t>
+              <w:t>0,077%</w:t>
             </w:r>
           </w:p>
         </w:tc>
@@ -2801,7 +2801,7 @@
                 <w:b w:val="0"/>
                 <w:sz w:val="22"/>
               </w:rPr>
-              <w:t>0,172%</w:t>
+              <w:t>0,161%</w:t>
             </w:r>
           </w:p>
         </w:tc>
@@ -2819,7 +2819,7 @@
                 <w:b w:val="0"/>
                 <w:sz w:val="22"/>
               </w:rPr>
-              <w:t>+0,10 ponto</w:t>
+              <w:t>+0,08 ponto</w:t>
             </w:r>
           </w:p>
         </w:tc>
@@ -3221,7 +3221,7 @@
           <w:rFonts w:ascii="Times New Roman" w:hAnsi="Times New Roman"/>
           <w:sz w:val="20"/>
         </w:rPr>
-        <w:t>Tabela 6 – O que aconteceu em cada um dos 10.218 casos</w:t>
+        <w:t>Tabela 6 – O que aconteceu em cada um dos 11.161 casos</w:t>
       </w:r>
     </w:p>
     <w:tbl>
@@ -3340,7 +3340,7 @@
                 <w:b w:val="0"/>
                 <w:sz w:val="22"/>
               </w:rPr>
-              <w:t>1.512</w:t>
+              <w:t>1.642</w:t>
             </w:r>
           </w:p>
         </w:tc>
@@ -3358,7 +3358,7 @@
                 <w:b w:val="0"/>
                 <w:sz w:val="22"/>
               </w:rPr>
-              <w:t>14,8%</w:t>
+              <w:t>14,7%</w:t>
             </w:r>
           </w:p>
         </w:tc>
@@ -3396,7 +3396,7 @@
                 <w:b w:val="0"/>
                 <w:sz w:val="22"/>
               </w:rPr>
-              <w:t>2.658</w:t>
+              <w:t>2.900</w:t>
             </w:r>
           </w:p>
         </w:tc>
@@ -3452,7 +3452,7 @@
                 <w:b w:val="0"/>
                 <w:sz w:val="22"/>
               </w:rPr>
-              <w:t>4.219</w:t>
+              <w:t>4.599</w:t>
             </w:r>
           </w:p>
         </w:tc>
@@ -3470,7 +3470,7 @@
                 <w:b w:val="0"/>
                 <w:sz w:val="22"/>
               </w:rPr>
-              <w:t>41,3%</w:t>
+              <w:t>41,2%</w:t>
             </w:r>
           </w:p>
         </w:tc>
@@ -3508,7 +3508,7 @@
                 <w:b w:val="0"/>
                 <w:sz w:val="22"/>
               </w:rPr>
-              <w:t>1.814</w:t>
+              <w:t>1.991</w:t>
             </w:r>
           </w:p>
         </w:tc>
@@ -3565,7 +3565,7 @@
           <w:b/>
           <w:sz w:val="24"/>
         </w:rPr>
-        <w:t>40,8% mexeram. 59,1% não mexeram — ou até ficaram mais parados que um dia comum.</w:t>
+        <w:t>40,7% mexeram. 59,3% não mexeram — ou até ficaram mais parados que um dia comum.</w:t>
       </w:r>
       <w:r>
         <w:rPr>
@@ -3831,7 +3831,7 @@
           <w:b/>
           <w:sz w:val="24"/>
         </w:rPr>
-        <w:t>A planilha traz os 10.218, um por linha</w:t>
+        <w:t>A planilha traz os 11.161, um por linha</w:t>
       </w:r>
       <w:r>
         <w:rPr>
@@ -5726,7 +5726,7 @@
                 <w:b w:val="0"/>
                 <w:sz w:val="22"/>
               </w:rPr>
-              <w:t>1.492</w:t>
+              <w:t>1.636</w:t>
             </w:r>
           </w:p>
         </w:tc>
@@ -5744,7 +5744,7 @@
                 <w:b w:val="0"/>
                 <w:sz w:val="22"/>
               </w:rPr>
-              <w:t>50,8%</w:t>
+              <w:t>51,0%</w:t>
             </w:r>
           </w:p>
         </w:tc>
@@ -5762,7 +5762,7 @@
                 <w:b w:val="0"/>
                 <w:sz w:val="22"/>
               </w:rPr>
-              <w:t>50,8%</w:t>
+              <w:t>50,6%</w:t>
             </w:r>
           </w:p>
         </w:tc>
@@ -5780,7 +5780,7 @@
                 <w:b w:val="0"/>
                 <w:sz w:val="22"/>
               </w:rPr>
-              <w:t>0,0 ponto</w:t>
+              <w:t>+0,4 ponto</w:t>
             </w:r>
           </w:p>
         </w:tc>
@@ -5836,7 +5836,7 @@
                 <w:b w:val="0"/>
                 <w:sz w:val="22"/>
               </w:rPr>
-              <w:t>2.192</w:t>
+              <w:t>2.336</w:t>
             </w:r>
           </w:p>
         </w:tc>
@@ -5854,7 +5854,7 @@
                 <w:b w:val="0"/>
                 <w:sz w:val="22"/>
               </w:rPr>
-              <w:t>51,9%</w:t>
+              <w:t>52,0%</w:t>
             </w:r>
           </w:p>
         </w:tc>
@@ -5872,7 +5872,7 @@
                 <w:b w:val="0"/>
                 <w:sz w:val="22"/>
               </w:rPr>
-              <w:t>51,1%</w:t>
+              <w:t>50,9%</w:t>
             </w:r>
           </w:p>
         </w:tc>
@@ -5890,7 +5890,7 @@
                 <w:b w:val="0"/>
                 <w:sz w:val="22"/>
               </w:rPr>
-              <w:t>+0,8 ponto</w:t>
+              <w:t>+1,1 ponto</w:t>
             </w:r>
           </w:p>
         </w:tc>
@@ -6926,7 +6926,7 @@
           <w:rFonts w:ascii="Times New Roman" w:hAnsi="Times New Roman"/>
           <w:sz w:val="24"/>
         </w:rPr>
-        <w:t>“Peguei 10.218 comunicados que as empresas entregaram à CVM depois que o mercado fechou, com hora oficial, e olhei o que aconteceu no pregão seguinte.”</w:t>
+        <w:t>“Peguei 11.161 comunicados que as empresas entregaram à CVM depois que o mercado fechou, com hora oficial, e olhei o que aconteceu no pregão seguinte.”</w:t>
       </w:r>
     </w:p>
     <w:p>
